--- a/en/scientists/CV/Word/Ismayil_Togrul_CV_EN.docx
+++ b/en/scientists/CV/Word/Ismayil_Togrul_CV_EN.docx
@@ -377,7 +377,7 @@
           <w:sz w:val="21"/>
           <w:szCs w:val="21"/>
         </w:rPr>
-        <w:t>Togrul Ismayil is a professor. His history doctorate is from Lomonosov Moscow State University, and he also holds a doctorate in economics from Istanbul University. The CV does not give the years. His bachelor’s degree in history is from Lomonosov Moscow State University, and his master’s degree in social structure and social change is from Istanbul University. Supervised master’s theses are at Kahramanmaraş Sütçü İmam University and one is at TOBB University of Economics and Technology. His Russian score on the YDS examination is 93.75, listed as advanced.</w:t>
+        <w:t>Togrul Ismayil is a professor. His history doctorate is from Lomonosov Moscow State University, and he also holds a doctorate in economics from Istanbul University. His bachelor’s degree in history is from Lomonosov Moscow State University, and his master’s degree in social structure and social change is from Istanbul University. Supervised master’s theses are at Kahramanmaraş Sütçü İmam University and one is at TOBB University of Economics and Technology. His Russian score on the YDS examination is 93.75, listed as advanced.</w:t>
       </w:r>
     </w:p>
     <w:p>
@@ -1209,7 +1209,7 @@
                 <w:sz w:val="21"/>
                 <w:szCs w:val="21"/>
               </w:rPr>
-              <w:t>The CV title is Prof. Dr. Supervised theses are at Kahramanmaraş Sütçü İmam University</w:t>
+              <w:t>Professor. Supervised theses are at Kahramanmaraş Sütçü İmam University</w:t>
             </w:r>
           </w:p>
         </w:tc>
@@ -1292,7 +1292,7 @@
           <w:sz w:val="21"/>
           <w:szCs w:val="21"/>
         </w:rPr>
-        <w:t>1. 1 Yayınlar, Uluslararası hakemli dergilerde yayımlanan makaleler :</w:t>
+        <w:t>1. 1 Yayınlar, Uluslararası hakemli dergilerde yayımlanan makaleler:</w:t>
       </w:r>
     </w:p>
     <w:p>
@@ -1510,7 +1510,7 @@
           <w:sz w:val="21"/>
           <w:szCs w:val="21"/>
         </w:rPr>
-        <w:t>15. 2. Uluslararası bilimsel toplantılarda sunulan ve bildiri kitabında (Proceedings) basılan bildiriler:</w:t>
+        <w:t>15. Uluslararası bilimsel toplantılarda sunulan ve bildiri kitabında (Proceedings) basılan bildiriler:</w:t>
       </w:r>
     </w:p>
     <w:p>
@@ -1998,7 +1998,7 @@
           <w:sz w:val="21"/>
           <w:szCs w:val="21"/>
         </w:rPr>
-        <w:t>47. 3. Yazılan uluslararası kitaplar veya kitaplarda bölümler:</w:t>
+        <w:t>47. Yazılan uluslararası kitaplar veya kitaplarda bölümler:</w:t>
       </w:r>
     </w:p>
     <w:p>
@@ -2169,7 +2169,7 @@
           <w:sz w:val="21"/>
           <w:szCs w:val="21"/>
         </w:rPr>
-        <w:t>56. İSMAYIL, TOĞRUL. Turkey-Russia Realitions After the Shooting Down of the Russian Warplane, Contemporary Russo–Turkish Relations: From Crisis to Cooperation, Yayın Yeri: Lexington Books ABD, Editör: Ali Askerov , Sayfa sayısı:356 , Basım sayısı:1 , Bölüm Sayfaları: 65-82, ISBN:978-1498553230</w:t>
+        <w:t>56. İSMAYIL, TOĞRUL. Turkey-Russia Realitions After the Shooting Down of the Russian Warplane, Contemporary Russo–Turkish Relations: From Crisis to Cooperation, Yayın Yeri: Lexington Books ABD, Editör: Ali Askerov, Sayfa sayısı:356, Basım sayısı:1, Bölüm Sayfaları: 65-82, ISBN:978-1498553230</w:t>
       </w:r>
     </w:p>
     <w:p>
@@ -2299,7 +2299,7 @@
           <w:sz w:val="21"/>
           <w:szCs w:val="21"/>
         </w:rPr>
-        <w:t xml:space="preserve">66. </w:t>
+        <w:t>66. İSMAYIL TOĞRUL, NECEFOĞLU ALİ, THE EVOLUTION OF PRESIDENTIAL SYSTEM IN RUSSIAN FEDERATION: FROM SEMI-PRESIDENTIALISM TO SUPER PRESIDENTIALISM, Özgün Makale, Adıyaman Üniversitesi Sosyal Bilimler Enstitüsü Dergisi, sayı 42, sayfa 817 - 859, 29.12.2022 https://doi.org/10.14520/adyusbd.1177405</w:t>
       </w:r>
       <w:r>
         <w:rPr>
@@ -2309,15 +2309,13 @@
           <w:sz w:val="21"/>
           <w:szCs w:val="21"/>
         </w:rPr>
-        <w:t>İSMAYIL TOĞRUL</w:t>
-      </w:r>
-      <w:r>
-        <w:rPr>
-          <w:rFonts w:ascii="Times New Roman" w:cs="Times New Roman" w:eastAsia="Times New Roman" w:hAnsi="Times New Roman"/>
-          <w:sz w:val="21"/>
-          <w:szCs w:val="21"/>
-        </w:rPr>
-        <w:t>, NECEFOĞLU ALİ, THE EVOLUTION OF PRESIDENTIAL SYSTEM IN RUSSIAN FEDERATION: FROM SEMI-PRESIDENTIALISM TO SUPER PRESIDENTIALISM, , Özgün Makale, Adıyaman Üniversitesi Sosyal Bilimler Enstitüsü Dergisi, sayı 42, sayfa 817 - 859, 29.12.2022 https://doi.org/10.14520/adyusbd.1177405</w:t>
+      </w:r>
+      <w:r>
+        <w:rPr>
+          <w:rFonts w:ascii="Times New Roman" w:cs="Times New Roman" w:eastAsia="Times New Roman" w:hAnsi="Times New Roman"/>
+          <w:sz w:val="21"/>
+          <w:szCs w:val="21"/>
+        </w:rPr>
       </w:r>
     </w:p>
     <w:p>
@@ -2408,7 +2406,7 @@
           <w:sz w:val="21"/>
           <w:szCs w:val="21"/>
         </w:rPr>
-        <w:t>73. 5. Ulusal bilimsel toplantılarda sunulan ve bildiri kitaplarında basılan bildiriler:</w:t>
+        <w:t>73. Ulusal bilimsel toplantılarda sunulan ve bildiri kitaplarında basılan bildiriler:</w:t>
       </w:r>
     </w:p>
     <w:p>
@@ -3019,7 +3017,7 @@
           <w:sz w:val="21"/>
           <w:szCs w:val="21"/>
         </w:rPr>
-        <w:t>120. 28 Mayıs hakkında bir kaç söz . “Telebe Dünyası gazetesi”, №11(92), 31.05.2006</w:t>
+        <w:t>120. 28 Mayıs hakkında bir kaç söz. “Telebe Dünyası gazetesi”, №11(92), 31.05.2006</w:t>
       </w:r>
     </w:p>
     <w:p>
